--- a/public/report-template.docx
+++ b/public/report-template.docx
@@ -75,7 +75,7 @@
           <w:sz w:val="44"/>
           <w:szCs w:val="44"/>
         </w:rPr>
-        <w:t>………….</w:t>
+        <w:t>{tradeName}</w:t>
       </w:r>
       <w:r>
         <w:rPr>
@@ -232,6 +232,12 @@
                 <w:sz w:val="22"/>
               </w:rPr>
             </w:pPr>
+            <w:r>
+              <w:rPr>
+                <w:sz w:val="22"/>
+              </w:rPr>
+              <w:t xml:space="preserve">{tradeName}</w:t>
+            </w:r>
           </w:p>
         </w:tc>
       </w:tr>
@@ -291,6 +297,12 @@
                 <w:sz w:val="22"/>
               </w:rPr>
             </w:pPr>
+            <w:r>
+              <w:rPr>
+                <w:sz w:val="22"/>
+              </w:rPr>
+              <w:t xml:space="preserve">{activeIngredient}</w:t>
+            </w:r>
           </w:p>
         </w:tc>
       </w:tr>
@@ -341,6 +353,12 @@
                 <w:sz w:val="22"/>
               </w:rPr>
             </w:pPr>
+            <w:r>
+              <w:rPr>
+                <w:sz w:val="22"/>
+              </w:rPr>
+              <w:t xml:space="preserve">{subProductNo}</w:t>
+            </w:r>
           </w:p>
         </w:tc>
       </w:tr>
@@ -393,6 +411,12 @@
                 <w:lang w:val="de-DE"/>
               </w:rPr>
             </w:pPr>
+            <w:r>
+              <w:rPr>
+                <w:sz w:val="22"/>
+              </w:rPr>
+              <w:t xml:space="preserve">{mah}</w:t>
+            </w:r>
           </w:p>
         </w:tc>
       </w:tr>
@@ -447,6 +471,12 @@
                 <w:sz w:val="22"/>
               </w:rPr>
             </w:pPr>
+            <w:r>
+              <w:rPr>
+                <w:sz w:val="22"/>
+              </w:rPr>
+              <w:t xml:space="preserve">{apiManufacturer}</w:t>
+            </w:r>
           </w:p>
         </w:tc>
       </w:tr>
@@ -503,6 +533,12 @@
                 <w:highlight w:val="green"/>
               </w:rPr>
             </w:pPr>
+            <w:r>
+              <w:rPr>
+                <w:sz w:val="22"/>
+              </w:rPr>
+              <w:t xml:space="preserve">{drugManufacturer}</w:t>
+            </w:r>
           </w:p>
         </w:tc>
       </w:tr>
@@ -559,6 +595,12 @@
                 <w:lang w:val="de-DE"/>
               </w:rPr>
             </w:pPr>
+            <w:r>
+              <w:rPr>
+                <w:sz w:val="22"/>
+              </w:rPr>
+              <w:t xml:space="preserve">{pharmaceuticalForm}</w:t>
+            </w:r>
           </w:p>
         </w:tc>
       </w:tr>
@@ -614,6 +656,12 @@
                 <w:lang w:val="de-DE"/>
               </w:rPr>
             </w:pPr>
+            <w:r>
+              <w:rPr>
+                <w:sz w:val="22"/>
+              </w:rPr>
+              <w:t xml:space="preserve">{routeOfAdministration}</w:t>
+            </w:r>
           </w:p>
         </w:tc>
       </w:tr>
@@ -670,6 +718,12 @@
                 <w:lang w:val="de-DE"/>
               </w:rPr>
             </w:pPr>
+            <w:r>
+              <w:rPr>
+                <w:sz w:val="22"/>
+              </w:rPr>
+              <w:t xml:space="preserve">{strength}</w:t>
+            </w:r>
           </w:p>
         </w:tc>
       </w:tr>
@@ -720,6 +774,12 @@
                 <w:sz w:val="22"/>
               </w:rPr>
             </w:pPr>
+            <w:r>
+              <w:rPr>
+                <w:sz w:val="22"/>
+              </w:rPr>
+              <w:t xml:space="preserve">{shelfLife}</w:t>
+            </w:r>
           </w:p>
         </w:tc>
       </w:tr>
@@ -776,6 +836,12 @@
                 <w:lang w:val="de-DE"/>
               </w:rPr>
             </w:pPr>
+            <w:r>
+              <w:rPr>
+                <w:sz w:val="22"/>
+              </w:rPr>
+              <w:t xml:space="preserve">{storageConditions}</w:t>
+            </w:r>
           </w:p>
         </w:tc>
       </w:tr>
@@ -963,6 +1029,12 @@
               <w:jc w:val="both"/>
               <w:cnfStyle w:val="000000100000" w:firstRow="0" w:lastRow="0" w:firstColumn="0" w:lastColumn="0" w:oddVBand="0" w:evenVBand="0" w:oddHBand="1" w:evenHBand="0" w:firstRowFirstColumn="0" w:firstRowLastColumn="0" w:lastRowFirstColumn="0" w:lastRowLastColumn="0"/>
             </w:pPr>
+            <w:r>
+              <w:rPr>
+                <w:sz w:val="22"/>
+              </w:rPr>
+              <w:t xml:space="preserve">{apiAssessor}</w:t>
+            </w:r>
           </w:p>
         </w:tc>
         <w:tc>
@@ -980,6 +1052,12 @@
               <w:jc w:val="center"/>
               <w:cnfStyle w:val="000000100000" w:firstRow="0" w:lastRow="0" w:firstColumn="0" w:lastColumn="0" w:oddVBand="0" w:evenVBand="0" w:oddHBand="1" w:evenHBand="0" w:firstRowFirstColumn="0" w:firstRowLastColumn="0" w:lastRowFirstColumn="0" w:lastRowLastColumn="0"/>
             </w:pPr>
+            <w:r>
+              <w:rPr>
+                <w:sz w:val="22"/>
+              </w:rPr>
+              <w:t xml:space="preserve">{apiEndDate}</w:t>
+            </w:r>
           </w:p>
         </w:tc>
       </w:tr>
@@ -1055,6 +1133,12 @@
               <w:jc w:val="center"/>
               <w:cnfStyle w:val="000000000000" w:firstRow="0" w:lastRow="0" w:firstColumn="0" w:lastColumn="0" w:oddVBand="0" w:evenVBand="0" w:oddHBand="0" w:evenHBand="0" w:firstRowFirstColumn="0" w:firstRowLastColumn="0" w:lastRowFirstColumn="0" w:lastRowLastColumn="0"/>
             </w:pPr>
+            <w:r>
+              <w:rPr>
+                <w:sz w:val="22"/>
+              </w:rPr>
+              <w:t xml:space="preserve">{fppAssessor}</w:t>
+            </w:r>
           </w:p>
         </w:tc>
         <w:tc>
@@ -1072,6 +1156,12 @@
               <w:jc w:val="center"/>
               <w:cnfStyle w:val="000000000000" w:firstRow="0" w:lastRow="0" w:firstColumn="0" w:lastColumn="0" w:oddVBand="0" w:evenVBand="0" w:oddHBand="0" w:evenHBand="0" w:firstRowFirstColumn="0" w:firstRowLastColumn="0" w:lastRowFirstColumn="0" w:lastRowLastColumn="0"/>
             </w:pPr>
+            <w:r>
+              <w:rPr>
+                <w:sz w:val="22"/>
+              </w:rPr>
+              <w:t xml:space="preserve">{fppEndDate}</w:t>
+            </w:r>
           </w:p>
         </w:tc>
       </w:tr>
@@ -1148,6 +1238,12 @@
               <w:jc w:val="both"/>
               <w:cnfStyle w:val="000000100000" w:firstRow="0" w:lastRow="0" w:firstColumn="0" w:lastColumn="0" w:oddVBand="0" w:evenVBand="0" w:oddHBand="1" w:evenHBand="0" w:firstRowFirstColumn="0" w:firstRowLastColumn="0" w:lastRowFirstColumn="0" w:lastRowLastColumn="0"/>
             </w:pPr>
+            <w:r>
+              <w:rPr>
+                <w:sz w:val="22"/>
+              </w:rPr>
+              <w:t xml:space="preserve">{analyticalAssessor}</w:t>
+            </w:r>
           </w:p>
         </w:tc>
         <w:tc>
@@ -1165,6 +1261,12 @@
               <w:jc w:val="center"/>
               <w:cnfStyle w:val="000000100000" w:firstRow="0" w:lastRow="0" w:firstColumn="0" w:lastColumn="0" w:oddVBand="0" w:evenVBand="0" w:oddHBand="1" w:evenHBand="0" w:firstRowFirstColumn="0" w:firstRowLastColumn="0" w:lastRowFirstColumn="0" w:lastRowLastColumn="0"/>
             </w:pPr>
+            <w:r>
+              <w:rPr>
+                <w:sz w:val="22"/>
+              </w:rPr>
+              <w:t xml:space="preserve">{analyticalEndDate}</w:t>
+            </w:r>
           </w:p>
         </w:tc>
       </w:tr>
@@ -1220,6 +1322,11 @@
       <w:titlePg/>
       <w:docGrid w:linePitch="360"/>
     </w:sectPr>
+    <w:p>
+      <w:r>
+        <w:t>{@scientificXml}</w:t>
+      </w:r>
+    </w:p>
   </w:body>
 </w:document>
 </file>
